--- a/output/docx/es/BUFRCREX_TableB_es_14.docx
+++ b/output/docx/es/BUFRCREX_TableB_es_14.docx
@@ -6341,7 +6341,7 @@
                 <w:b w:val="0"/>
                 <w:sz w:val="16"/>
               </w:rPr>
-              <w:t>Note 35: El desplazamiento o período largo 0 04 086 representa la diferencia de tiempo desde el momento del lanzamiento 3 01 013 (en segundos).</w:t>
+              <w:t>Note B35: En el caso de la radiancia del canal (0 14 043), el número de onda se representa en micrones.</w:t>
             </w:r>
           </w:p>
         </w:tc>
@@ -6846,7 +6846,7 @@
                 <w:b w:val="0"/>
                 <w:sz w:val="16"/>
               </w:rPr>
-              <w:t>Note 36: El desplazamiento o período largo 0 04 086 en la secuencia representa la diferencia de tiempo desde el momento del lanzamiento 3 01 113 (en segundos).</w:t>
+              <w:t>Note B36: En el caso de la radiancia del canal (0 14 045), el número de onda se representa en centímetros.</w:t>
             </w:r>
           </w:p>
         </w:tc>
@@ -7099,7 +7099,7 @@
                 <w:b w:val="0"/>
                 <w:sz w:val="16"/>
               </w:rPr>
-              <w:t>Note 29: En este caso, el término “adelgazamiento” hace referencia a un método que es posible aplicar para seleccionar un subconjunto de niveles de un modelo que podría tener gran número de niveles verticales nativos. Al selec- cionar solo un subconjunto se reduce el tamaño del pseudosondeo, posiblemente a costa de una pérdida de información y de un mayor procesamiento.</w:t>
+              <w:t>Note B29: Se ha introducido un factor de compensación en las radiancias ajustadas (0 14 046). Con ello se trata de ajustar las radiancias negativas que pueden medirse en algunos números de onda, ya sea debido al efecto del ruido o por permanecer después de la apodización. La compensación es un valor de mayor magnitud que la excursión negativa máxima esperada sobre la base del ruido de un instrumento, y de esa manera queda un margen suficiente. Al mismo tiempo, la gama dinámica no se reduce de forma significativa.</w:t>
             </w:r>
           </w:p>
         </w:tc>
@@ -7796,7 +7796,7 @@
                 <w:b w:val="0"/>
                 <w:sz w:val="16"/>
               </w:rPr>
-              <w:t>Note 69: Esta secuencia queda relegada por utilización incorrecta del descriptor 0 04 075; en su lugar debería utilizarse la secuencia 3 06 019.</w:t>
+              <w:t>Note B69: La emisividad es la relación entre la cantidad de energía emitida desde determinado objeto comparada con la cantidad que habría emitido un cuerpo negro.</w:t>
             </w:r>
           </w:p>
         </w:tc>
@@ -9357,7 +9357,7 @@
                 <w:b w:val="0"/>
                 <w:sz w:val="16"/>
               </w:rPr>
-              <w:t>Note 83: La irradiación UV mundial (0 14 072) es energía UV integrada en un período especificado y para una banda espectral especificada. El descriptor 0 14 072 irá precedido de un descriptor del período de tiempo, de la longitud de onda espectrográfica (0 02 071) y la anchura espectrográfica (0 02 072). Por ejemplo, si se utiliza 0 14 072 para la irradiación UV-B mundial, 0 02 071 y 0 02 072 especificarán una banda espectral comprendida entre 280 y 315 nm.</w:t>
+              <w:t>Note B83: La irradiación UV mundial (0 14 072) es energía UV integrada en un período especificado y para una banda espectral especificada. El descriptor 0 14 072 irá precedido de un descriptor del período de tiempo, de la longitud de onda espectrográfica (0 02 071) y la anchura espectrográfica (0 02 072). Por ejemplo, si se utiliza 0 14 072 para la irradiación UV-B mundial, 0 02 071 y 0 02 072 especificarán una banda espectral comprendida entre 280 y 315 nm.</w:t>
             </w:r>
           </w:p>
         </w:tc>
@@ -9371,7 +9371,7 @@
           <w:i/>
           <w:sz w:val="14"/>
         </w:rPr>
-        <w:t>Note 63: Se asignarán valores positivos a la radiación descendente.</w:t>
+        <w:t>Note B63: Se asignarán valores positivos a la radiación descendente.</w:t>
       </w:r>
     </w:p>
     <w:p>
@@ -9381,7 +9381,7 @@
           <w:i/>
           <w:sz w:val="14"/>
         </w:rPr>
-        <w:t>Note 160: Se asignarán valores negativos a la radiación ascendente.</w:t>
+        <w:t>Note B160: Se asignarán valores negativos a la radiación ascendente.</w:t>
       </w:r>
     </w:p>
     <w:p>
@@ -9391,7 +9391,7 @@
           <w:i/>
           <w:sz w:val="14"/>
         </w:rPr>
-        <w:t>Note 178: Cuando se indique la expresión “período determinado” en la columna “nombre del elemento”, deberá indicarse el período correspondiente, utilizando referencias de la Clase 04.</w:t>
+        <w:t>Note B178: Cuando se indique la expresión “período determinado” en la columna “nombre del elemento”, deberá indicarse el período correspondiente, utilizando referencias de la Clase 04.</w:t>
       </w:r>
     </w:p>
     <w:sectPr>
